--- a/projects/ciszukoantony/website/public/docs/docx/DOCUMENTATION.docx
+++ b/projects/ciszukoantony/website/public/docs/docx/DOCUMENTATION.docx
@@ -140,7 +140,7 @@
         <w:t xml:space="preserve"> </w:t>
       </w:r>
       <w:r>
-        <w:t xml:space="preserve">Los logos del portfolio están en public/logos/imagen/ con variantes:</w:t>
+        <w:t xml:space="preserve">Los logos del portfolio están en public/logos/images/ con variantes:</w:t>
       </w:r>
       <w:r>
         <w:t xml:space="preserve"> </w:t>
@@ -303,7 +303,7 @@
         <w:t xml:space="preserve"> </w:t>
       </w:r>
       <w:r>
-        <w:t xml:space="preserve">Portfolio logos are in public/logos/imagen/ with variants:</w:t>
+        <w:t xml:space="preserve">Portfolio logos are in public/logos/images/ with variants:</w:t>
       </w:r>
       <w:r>
         <w:t xml:space="preserve"> </w:t>
